--- a/03_Outputs/final scripts/ru/Module 7/7.3.0-ru.docx
+++ b/03_Outputs/final scripts/ru/Module 7/7.3.0-ru.docx
@@ -29,7 +29,7 @@
     </w:p>
     <w:p>
       <w:r>
-        <w:t xml:space="preserve">Энергетические модели также играют ключевую роль. Описательные модели объясняют текущие условия. Прогнозные модели оценивают, что может произойти дальше. Предписывающие модели тестируют различные сценарии, чтобы помочь в принятии решений. В Танзании модели энергетики сформировали стратегию достижения 75% возобновляемой генерации к 2030 году, с планируемой мощностью в шестьдесят гигаватт и всеобщей электрификацией сельских районов. Эти прогнозы стали возможными только благодаря наличию качественных данных о погоде, спросе и социально-экономических факторах.  </w:t>
+        <w:t xml:space="preserve">Энергетические модели также играют ключевую роль. Описательные модели объясняют текущие условия. Прогностические модели оценивают, что может произойти дальше. Предписывающие модели тестируют различные сценарии, чтобы помочь в принятии решений. В Танзании модели энергетики сформировали стратегию достижения 75% возобновляемой генерации к 2030 году, с планируемой мощностью в шестьдесят гигаватт и всеобщей электрификацией сельских районов. Эти прогнозы стали возможными только благодаря наличию качественных данных о погоде, спросе и социально-экономических факторах.  </w:t>
       </w:r>
     </w:p>
     <w:p>
